--- a/docs/contributions/wg-data/GI-AI4H-WGD-OCI-001 — BuilderStatus Visa proposal — 2026-05-09.docx
+++ b/docs/contributions/wg-data/GI-AI4H-WGD-OCI-001 — BuilderStatus Visa proposal — 2026-05-09.docx
@@ -351,7 +351,7 @@
           <w:rFonts w:ascii="Calibri" w:hAnsi="Calibri"/>
           <w:sz w:val="22"/>
         </w:rPr>
-        <w:t>This contribution proposes BuilderStatus, a new GA4GH Passport Visa Type for accrediting commercial AI solution developers — particularly LMIC startups, MedTech vendors, and academic spin-offs — building deployable AI for WHO public-health priorities. The current GA4GH Passport spec defines five standard Visa Types (ControlledAccessGrants, AffiliationAndRole, AcceptedTermsAndPolicies, ResearcherStatus, LinkedIdentities) but none covers entity-level accreditation by an innovation programme such as the WHO Innovation Hub or a national MoH innovation track. The contribution outlines the schema, comparison with existing Visa Types, operational fit with peer platforms (EGA, NIH dbGaP, Sage Bionetworks), and a dual-track implementation plan: OCI Platform issues BuilderStatus Visas under a platform-controlled URI immediately (Phase 2), while submitting the extension to GA4GH WG-Data DURI for standardisation in parallel. The intent is to socialise the proposal within GI-AI4H WG-Data ahead of the external GA4GH submission, and to invite co-authorship by Topic Groups with relevant LMIC AI-builder cohorts.</w:t>
+        <w:t>This contribution opens a discussion within GI-AI4H WG-Data on whether the GA4GH Passport specification could be extended to recognise entity-level accreditations — for example by an innovation programme such as the WHO Innovation Hub, a national Ministry of Health innovation track, or a development-finance grant programme. The current GA4GH Passport defines five Visa Types optimised for the academic-researcher path; none captures entity-level accreditation in the way an AI-builder access path would benefit from. The contribution sketches a possible new Visa Type (BuilderStatus), compares it with existing types, surveys operational fit with peer platforms (EGA, NIH dbGaP, Sage Bionetworks), and proposes a dual-track way forward: OCI Platform may issue this Visa Type under a platform-controlled URI for its own dataset access flow, while the standardisation question goes to GA4GH WG-Data DURI. The OCI Platform team has not yet engaged any candidate issuer; the proposal is a design exploration, not an implementation announcement. WG-Data is invited to assess whether the design holds up, whether candidate issuers exist within GI-AI4H's network, and whether the proposal is worth carrying forward.</w:t>
       </w:r>
     </w:p>
     <w:p>
@@ -370,13 +370,13 @@
     <w:p/>
     <w:p>
       <w:r>
-        <w:t>This contribution proposes a new GA4GH Passport Visa Type — BuilderStatus — to capture entity-level accreditation by an innovation programme such as the WHO Innovation Hub or a national Ministry of Health innovation track. The Visa Type complements (does not replace) the existing five standard Visa Types defined in the GA4GH Passport v1 specification.</w:t>
+        <w:t>This contribution opens a design discussion within GI-AI4H WG-Data on whether the GA4GH Passport specification could be extended to recognise entity-level accreditations. The proposed Visa Type — BuilderStatus — would complement (not replace) the five standard Visa Types defined in GA4GH Passport v1.</w:t>
       </w:r>
     </w:p>
     <w:p/>
     <w:p>
       <w:r>
-        <w:t>The contribution is positioned for discussion within GI-AI4H WG-Data ahead of formal submission to GA4GH Work Stream DURI (Data Use &amp; Researcher Identity). The intent is to surface the design, invite co-authorship from Topic Groups with LMIC AI-builder cohorts, and align on GI-AI4H's voice in the GA4GH standards process.</w:t>
+        <w:t>The contribution is positioned for **discussion**, not approval. The intent is to surface the design, invite WG-Data members to assess it, identify candidate issuers within GI-AI4H's network, and decide whether the proposal is worth carrying forward to GA4GH WG-Data DURI (Data Use &amp; Researcher Identity).</w:t>
       </w:r>
     </w:p>
     <w:p/>
@@ -406,7 +406,7 @@
     <w:p/>
     <w:p>
       <w:r>
-        <w:t>Peer health-data platforms (Synapse / Sage Bionetworks, the European Genome-phenome Archive, NIH dbGaP, UK Biobank) have served the academic-researcher audience well, but their default access flows assume an individual researcher with an institutional affiliation under a non-commercial-research use case. This default excludes precisely the audience GI-AI4H exists to serve.</w:t>
+        <w:t>Peer health-data platforms (Synapse / Sage Bionetworks, the European Genome-phenome Archive, NIH dbGaP, UK Biobank) have served the academic-researcher audience well, but their default access flows assume an individual researcher with an institutional affiliation under a non-commercial-research use case. This default does not naturally serve the AI-builder audience GI-AI4H also exists to enable.</w:t>
       </w:r>
     </w:p>
     <w:p/>
@@ -415,7 +415,7 @@
         <w:pStyle w:val="Heading2"/>
       </w:pPr>
       <w:r>
-        <w:t>2.2   Why the current Visa Types are insufficient</w:t>
+        <w:t>2.2   Why the current Visa Types do not fit the AI-builder shape</w:t>
       </w:r>
     </w:p>
     <w:p/>
@@ -427,7 +427,7 @@
     <w:p/>
     <w:p>
       <w:r>
-        <w:t>None of the existing Visa Types captures the entity-level accreditation pattern that defines an AI-builder access path. The accrediting body is an innovation programme (WHO Innovation Hub, national MoH innovation track, development-finance grant programme) rather than a research institution. The accredited subject is typically a legal entity (a company or consortium) rather than an individual researcher. The use case is product or service deployment, not academic research with publication as output. Conditions are typically scoped by deployment jurisdiction, regulatory pathway, and priority area — none of which the existing Visa Types capture in their value field semantics.</w:t>
+        <w:t>None of the existing Visa Types captures the entity-level accreditation pattern that an AI-builder access path would benefit from. The accrediting body, in the AI-builder shape, is an innovation programme rather than a research institution — for example the WHO Innovation Hub, a national Ministry of Health innovation track, or a development-finance grant programme. The accredited subject is typically a legal entity (a company or consortium) rather than an individual researcher. The use case is product or service deployment, not academic research with publication as output.</w:t>
       </w:r>
     </w:p>
     <w:p/>
@@ -436,7 +436,7 @@
         <w:pStyle w:val="Heading1"/>
       </w:pPr>
       <w:r>
-        <w:t>3   Proposal — BuilderStatus Visa Type</w:t>
+        <w:t>3   Proposal — BuilderStatus Visa Type (sketch)</w:t>
       </w:r>
     </w:p>
     <w:p/>
@@ -451,7 +451,7 @@
     <w:p/>
     <w:p>
       <w:r>
-        <w:t>BuilderStatus follows the standard GA4GH Passport Visa shape (signed JWT, JWS Compact Serialization, ga4gh_visa_v1 payload). The semantic difference is in the value, source, and conditions fields.</w:t>
+        <w:t>BuilderStatus would follow the standard GA4GH Passport Visa shape (signed JWT, JWS Compact Serialization, ga4gh_visa_v1 payload). The semantic difference is in the value, source, and conditions fields.</w:t>
       </w:r>
     </w:p>
     <w:p/>
@@ -460,25 +460,31 @@
         <w:pStyle w:val="Heading2"/>
       </w:pPr>
       <w:r>
-        <w:t>3.2   Required fields</w:t>
+        <w:t>3.2   Proposed required fields</w:t>
       </w:r>
     </w:p>
     <w:p/>
     <w:p>
       <w:r>
-        <w:t>The value field contains a URI naming the accreditation programme. Examples include https://innovation.who.int/programmes/ai-for-health-2026, https://nationalmoh.example.gov/innovation-programme, and https://wellcome.org/grant-id/12345.</w:t>
+        <w:t>The value field would contain a URI naming the accreditation programme. URIs are placeholders here, since no accrediting body has yet been engaged on this proposal:</w:t>
       </w:r>
     </w:p>
     <w:p/>
     <w:p>
       <w:r>
-        <w:t>The source field contains the publicly resolvable identifier of the accreditation body.</w:t>
+        <w:t xml:space="preserve">  https://example-accreditor.example/programmes/&lt;programme-id&gt;</w:t>
       </w:r>
     </w:p>
     <w:p/>
     <w:p>
       <w:r>
-        <w:t>The by field is set to "accrediting-body" (the issuer is the programme itself).</w:t>
+        <w:t>The source field would contain the publicly resolvable identifier of the accreditation body.</w:t>
+      </w:r>
+    </w:p>
+    <w:p/>
+    <w:p>
+      <w:r>
+        <w:t>The by field would be set to "accrediting-body" (the issuer is the programme itself).</w:t>
       </w:r>
     </w:p>
     <w:p/>
@@ -487,7 +493,7 @@
         <w:pStyle w:val="Heading2"/>
       </w:pPr>
       <w:r>
-        <w:t>3.3   Optional conditions field</w:t>
+        <w:t>3.3   Proposed optional conditions field</w:t>
       </w:r>
     </w:p>
     <w:p/>
@@ -508,7 +514,7 @@
     <w:p/>
     <w:p>
       <w:r>
-        <w:t>ResearcherStatus has subject = individual, issuer = research body, mission = research-only. BuilderStatus has subject = accredited entity, issuer = innovation programme, mission = product/deployment with commercial use OK if mission-aligned.</w:t>
+        <w:t>ResearcherStatus has subject = individual, issuer = research body, mission = research-only. BuilderStatus would have subject = accredited entity, issuer = innovation programme, mission = product or service deployment.</w:t>
       </w:r>
     </w:p>
     <w:p/>
@@ -529,7 +535,13 @@
     <w:p/>
     <w:p>
       <w:r>
-        <w:t>EGA already conforms to GA4GH Passports and would add BuilderStatus to its verification list as a minimal additive change. NIH dbGaP / RAS, which is researcher-focused and does not currently serve commercial use, can opt out of issuing or verifying BuilderStatus without breaking compatibility. Sage Bionetworks (planned Synapse broker) has a tiered Access Requirement model that is conceptually aligned; the OCI Platform team has reached out to Sage colleagues to discuss co-sponsorship and mutual relying-party trust.</w:t>
+        <w:t>EGA already conforms to the GA4GH Passport standard and would in principle add BuilderStatus to its verification list as a minimal additive change, if the Visa Type is standardised and an issuer participates. NIH dbGaP / RAS, which is researcher-focused and does not currently serve commercial use, can opt out of issuing or verifying BuilderStatus without breaking compatibility. Sage Bionetworks (planned Synapse broker) has a tiered Access Requirement model that is conceptually aligned; the OCI Platform team has reached out to Sage colleagues for their perspective on the AI-builder access pattern.</w:t>
+      </w:r>
+    </w:p>
+    <w:p/>
+    <w:p>
+      <w:r>
+        <w:t>None of these platforms currently issues BuilderStatus-shaped credentials. The Visa Type, if standardised, defines a slot; identifying real issuers is the discussion this contribution invites.</w:t>
       </w:r>
     </w:p>
     <w:p/>
@@ -538,19 +550,19 @@
         <w:pStyle w:val="Heading1"/>
       </w:pPr>
       <w:r>
-        <w:t>5   Dual-track implementation sequencing</w:t>
+        <w:t>5   Implementation track and standardisation track</w:t>
       </w:r>
     </w:p>
     <w:p/>
     <w:p>
       <w:r>
-        <w:t>Custom Visa Types are explicitly supported by the GA4GH Passport spec. The OCI Platform implements BuilderStatus immediately under a platform-controlled URI, and submits the extension to GA4GH WG-Data DURI in parallel. If standardised, the URI is migrated to the standard one — a configuration change, not a redesign. If not standardised, the custom URI remains; peer platforms opt in to honour OCI-issued BuilderStatus Visas via their trust-list configuration.</w:t>
+        <w:t>The GA4GH Passport spec explicitly allows custom Visa Types. The OCI Platform may therefore implement BuilderStatus under a platform-controlled URI for its own access flow, regardless of whether the Visa Type is standardised. If standardised at GA4GH, the URI migrates to the standard one — a configuration change, not a redesign. If not standardised, the custom URI remains; peer platforms opt in to honour OCI-issued attestations only if they choose to.</w:t>
       </w:r>
     </w:p>
     <w:p/>
     <w:p>
       <w:r>
-        <w:t>The implementation URI (custom) is https://oci.ai4h.net/passport/v1/visa/builder-status. Schema documentation will live at docs/standards/oci-passport-extensions.md in the OCI Platform repository, suitable for peer platforms to read when deciding whether to honour our Visas.</w:t>
+        <w:t>The proposed implementation URI (custom, OCI-issued only) is https://oci.ai4h.net/passport/v1/visa/builder-status. Schema documentation will live at docs/standards/oci-passport-extensions.md in the OCI Platform repository.</w:t>
       </w:r>
     </w:p>
     <w:p/>
@@ -565,7 +577,13 @@
     <w:p/>
     <w:p>
       <w:r>
-        <w:t>Should BuilderStatus be a parallel new Visa Type, or an extension of ResearcherStatus with a category discriminant? OCI's position: parallel — different semantics, different lifecycle, different issuers.</w:t>
+        <w:t>Should BuilderStatus be a parallel new Visa Type, or an extension of ResearcherStatus with a category discriminant? The OCI position is parallel — different semantics, different lifecycle, different issuer profile.</w:t>
+      </w:r>
+    </w:p>
+    <w:p/>
+    <w:p>
+      <w:r>
+        <w:t>Are there candidate issuers within GI-AI4H's network who would consider issuing this Visa Type? Identifying real issuers — innovation programmes, national MoH innovation tracks, development-finance grant programmes, or others — is part of the WG-Data discussion, not assumed by this contribution. The OCI Platform team has not yet engaged any candidate.</w:t>
       </w:r>
     </w:p>
     <w:p/>
@@ -577,7 +595,7 @@
     <w:p/>
     <w:p>
       <w:r>
-        <w:t>How does BuilderStatus revocation work? Accreditation can be withdrawn (e.g. funding ended). Standard Visa expiry handles validity dates; accreditation withdrawal needs a faster signal.</w:t>
+        <w:t>How would BuilderStatus revocation work? Accreditation can be withdrawn (e.g. funding ended). Standard Visa expiry handles validity dates; accreditation withdrawal needs a faster signal.</w:t>
       </w:r>
     </w:p>
     <w:p/>
@@ -589,7 +607,7 @@
     <w:p/>
     <w:p>
       <w:r>
-        <w:t>Topic Groups with relevant LMIC AI-builder cohorts (TG-Ophthalmo, TG-Radio, TG-Symptom, others) are invited to indicate co-authorship interest before formal submission to GA4GH.</w:t>
+        <w:t>Are there Topic Groups with relevant LMIC AI-builder cohorts (TG-Ophthalmo, TG-Radio, TG-Symptom, others) that would be interested in co-authoring a formal GA4GH submission?</w:t>
       </w:r>
     </w:p>
     <w:p/>
@@ -610,19 +628,19 @@
     <w:p/>
     <w:p>
       <w:r>
-        <w:t>Indicate which Topic Groups would co-author the formal GA4GH submission. The OCI Platform team will draft and steward the submission; co-author Topic Groups would review and endorse.</w:t>
+        <w:t>Surface any candidate issuers within GI-AI4H's network — innovation programmes, national MoH tracks, development-finance grants, or others — that the OCI Platform team has not engaged yet but should consider.</w:t>
       </w:r>
     </w:p>
     <w:p/>
     <w:p>
       <w:r>
-        <w:t>Surface any legal, ethical, or compliance considerations that the OCI position has not addressed.</w:t>
+        <w:t>Surface any legal, ethical, or compliance considerations the OCI position has not addressed.</w:t>
       </w:r>
     </w:p>
     <w:p/>
     <w:p>
       <w:r>
-        <w:t>Authorise OCI Platform to submit the proposal to GA4GH WG-Data DURI on behalf of GI-AI4H once internal alignment is reached.</w:t>
+        <w:t>If the design holds up internally and at least one candidate issuer expresses interest, authorise OCI Platform to submit the proposal to GA4GH WG-Data DURI for standardisation discussion. Standardisation does not commit any party to issue or honour the Visa Type — it just creates the option.</w:t>
       </w:r>
     </w:p>
     <w:p/>

--- a/docs/contributions/wg-data/GI-AI4H-WGD-OCI-001 — BuilderStatus Visa proposal — 2026-05-09.docx
+++ b/docs/contributions/wg-data/GI-AI4H-WGD-OCI-001 — BuilderStatus Visa proposal — 2026-05-09.docx
@@ -351,7 +351,7 @@
           <w:rFonts w:ascii="Calibri" w:hAnsi="Calibri"/>
           <w:sz w:val="22"/>
         </w:rPr>
-        <w:t>This contribution proposes BuilderStatus, a new GA4GH Passport Visa Type for accrediting commercial AI solution developers — particularly LMIC startups, MedTech vendors, and academic spin-offs — building deployable AI for WHO public-health priorities. The current GA4GH Passport spec defines five standard Visa Types (ControlledAccessGrants, AffiliationAndRole, AcceptedTermsAndPolicies, ResearcherStatus, LinkedIdentities) but none covers entity-level accreditation by an innovation programme such as the WHO Innovation Hub or a national MoH innovation track. The contribution outlines the schema, comparison with existing Visa Types, operational fit with peer platforms (EGA, NIH dbGaP, Sage Bionetworks), and a dual-track implementation plan: OCI Platform issues BuilderStatus Visas under a platform-controlled URI immediately (Phase 2), while submitting the extension to GA4GH WG-Data DURI for standardisation in parallel. The intent is to socialise the proposal within GI-AI4H WG-Data ahead of the external GA4GH submission, and to invite co-authorship by Topic Groups with relevant LMIC AI-builder cohorts.</w:t>
+        <w:t>This contribution opens a discussion within GI-AI4H WG-Data on whether the GA4GH Passport specification could be extended to recognise entity-level accreditations — for example by an innovation programme such as the WHO Innovation Hub, a national Ministry of Health innovation track, or a development-finance grant programme. The current GA4GH Passport defines five Visa Types optimised for the academic-researcher path; none captures entity-level accreditation in the way an AI-builder access path would benefit from. The contribution sketches a possible new Visa Type (BuilderStatus), compares it with existing types, surveys operational fit with peer platforms (EGA, NIH dbGaP, Sage Bionetworks), and proposes a dual-track way forward: OCI Platform may issue this Visa Type under a platform-controlled URI for its own dataset access flow, while the standardisation question goes to GA4GH at the appropriate Work Stream — the Data Use &amp; Researcher Identity (DURI) WS or the recently-launched AI Work Stream — depending on WG-Data's view of the better venue. The OCI Platform team has not yet engaged any candidate issuer; the proposal is a design exploration, not an implementation announcement. WG-Data is invited to assess whether the design holds up, whether candidate issuers exist within GI-AI4H's network, and whether the proposal is worth carrying forward.</w:t>
       </w:r>
     </w:p>
     <w:p>
@@ -370,13 +370,13 @@
     <w:p/>
     <w:p>
       <w:r>
-        <w:t>This contribution proposes a new GA4GH Passport Visa Type — BuilderStatus — to capture entity-level accreditation by an innovation programme such as the WHO Innovation Hub or a national Ministry of Health innovation track. The Visa Type complements (does not replace) the existing five standard Visa Types defined in the GA4GH Passport v1 specification.</w:t>
+        <w:t>This contribution opens a design discussion within GI-AI4H WG-Data on whether the GA4GH Passport specification could be extended to recognise entity-level accreditations. The proposed Visa Type — BuilderStatus — would complement (not replace) the five standard Visa Types defined in GA4GH Passport v1.</w:t>
       </w:r>
     </w:p>
     <w:p/>
     <w:p>
       <w:r>
-        <w:t>The contribution is positioned for discussion within GI-AI4H WG-Data ahead of formal submission to GA4GH Work Stream DURI (Data Use &amp; Researcher Identity). The intent is to surface the design, invite co-authorship from Topic Groups with LMIC AI-builder cohorts, and align on GI-AI4H's voice in the GA4GH standards process.</w:t>
+        <w:t>The contribution is positioned for **discussion**, not approval. The intent is to surface the design, invite WG-Data members to assess it, identify candidate issuers within GI-AI4H's network, and decide whether the proposal is worth carrying forward to GA4GH at the appropriate Work Stream — the Data Use &amp; Researcher Identity (DURI) Work Stream, or the recently-launched AI Work Stream (April 2026), whichever WG-Data judges the better venue.</w:t>
       </w:r>
     </w:p>
     <w:p/>
@@ -406,7 +406,7 @@
     <w:p/>
     <w:p>
       <w:r>
-        <w:t>Peer health-data platforms (Synapse / Sage Bionetworks, the European Genome-phenome Archive, NIH dbGaP, UK Biobank) have served the academic-researcher audience well, but their default access flows assume an individual researcher with an institutional affiliation under a non-commercial-research use case. This default excludes precisely the audience GI-AI4H exists to serve.</w:t>
+        <w:t>Peer health-data platforms (Synapse / Sage Bionetworks, the European Genome-phenome Archive, NIH dbGaP, UK Biobank) have served the academic-researcher audience well, but their default access flows assume an individual researcher with an institutional affiliation under a non-commercial-research use case. This default does not naturally serve the AI-builder audience GI-AI4H also exists to enable.</w:t>
       </w:r>
     </w:p>
     <w:p/>
@@ -415,7 +415,7 @@
         <w:pStyle w:val="Heading2"/>
       </w:pPr>
       <w:r>
-        <w:t>2.2   Why the current Visa Types are insufficient</w:t>
+        <w:t>2.2   Why the current Visa Types do not fit the AI-builder shape</w:t>
       </w:r>
     </w:p>
     <w:p/>
@@ -427,7 +427,7 @@
     <w:p/>
     <w:p>
       <w:r>
-        <w:t>None of the existing Visa Types captures the entity-level accreditation pattern that defines an AI-builder access path. The accrediting body is an innovation programme (WHO Innovation Hub, national MoH innovation track, development-finance grant programme) rather than a research institution. The accredited subject is typically a legal entity (a company or consortium) rather than an individual researcher. The use case is product or service deployment, not academic research with publication as output. Conditions are typically scoped by deployment jurisdiction, regulatory pathway, and priority area — none of which the existing Visa Types capture in their value field semantics.</w:t>
+        <w:t>None of the existing Visa Types captures the entity-level accreditation pattern that an AI-builder access path would benefit from. The accrediting body, in the AI-builder shape, is an innovation programme rather than a research institution — for example the WHO Innovation Hub, a national Ministry of Health innovation track, or a development-finance grant programme. The accredited subject is typically a legal entity (a company or consortium) rather than an individual researcher. The use case is product or service deployment, not academic research with publication as output.</w:t>
       </w:r>
     </w:p>
     <w:p/>
@@ -436,7 +436,7 @@
         <w:pStyle w:val="Heading1"/>
       </w:pPr>
       <w:r>
-        <w:t>3   Proposal — BuilderStatus Visa Type</w:t>
+        <w:t>3   Proposal — BuilderStatus Visa Type (sketch)</w:t>
       </w:r>
     </w:p>
     <w:p/>
@@ -451,7 +451,7 @@
     <w:p/>
     <w:p>
       <w:r>
-        <w:t>BuilderStatus follows the standard GA4GH Passport Visa shape (signed JWT, JWS Compact Serialization, ga4gh_visa_v1 payload). The semantic difference is in the value, source, and conditions fields.</w:t>
+        <w:t>BuilderStatus would follow the standard GA4GH Passport Visa shape (signed JWT, JWS Compact Serialization, ga4gh_visa_v1 payload). The semantic difference is in the value, source, and conditions fields.</w:t>
       </w:r>
     </w:p>
     <w:p/>
@@ -460,25 +460,31 @@
         <w:pStyle w:val="Heading2"/>
       </w:pPr>
       <w:r>
-        <w:t>3.2   Required fields</w:t>
+        <w:t>3.2   Proposed required fields</w:t>
       </w:r>
     </w:p>
     <w:p/>
     <w:p>
       <w:r>
-        <w:t>The value field contains a URI naming the accreditation programme. Examples include https://innovation.who.int/programmes/ai-for-health-2026, https://nationalmoh.example.gov/innovation-programme, and https://wellcome.org/grant-id/12345.</w:t>
+        <w:t>The value field would contain a URI naming the accreditation programme. URIs are placeholders here, since no accrediting body has yet been engaged on this proposal:</w:t>
       </w:r>
     </w:p>
     <w:p/>
     <w:p>
       <w:r>
-        <w:t>The source field contains the publicly resolvable identifier of the accreditation body.</w:t>
+        <w:t xml:space="preserve">  https://example-accreditor.example/programmes/&lt;programme-id&gt;</w:t>
       </w:r>
     </w:p>
     <w:p/>
     <w:p>
       <w:r>
-        <w:t>The by field is set to "accrediting-body" (the issuer is the programme itself).</w:t>
+        <w:t>The source field would contain the publicly resolvable identifier of the accreditation body.</w:t>
+      </w:r>
+    </w:p>
+    <w:p/>
+    <w:p>
+      <w:r>
+        <w:t>The by field would be set to "accrediting-body" (the issuer is the programme itself).</w:t>
       </w:r>
     </w:p>
     <w:p/>
@@ -487,7 +493,7 @@
         <w:pStyle w:val="Heading2"/>
       </w:pPr>
       <w:r>
-        <w:t>3.3   Optional conditions field</w:t>
+        <w:t>3.3   Proposed optional conditions field</w:t>
       </w:r>
     </w:p>
     <w:p/>
@@ -508,7 +514,7 @@
     <w:p/>
     <w:p>
       <w:r>
-        <w:t>ResearcherStatus has subject = individual, issuer = research body, mission = research-only. BuilderStatus has subject = accredited entity, issuer = innovation programme, mission = product/deployment with commercial use OK if mission-aligned.</w:t>
+        <w:t>ResearcherStatus has subject = individual, issuer = research body, mission = research-only. BuilderStatus would have subject = accredited entity, issuer = innovation programme, mission = product or service deployment.</w:t>
       </w:r>
     </w:p>
     <w:p/>
@@ -529,7 +535,13 @@
     <w:p/>
     <w:p>
       <w:r>
-        <w:t>EGA already conforms to GA4GH Passports and would add BuilderStatus to its verification list as a minimal additive change. NIH dbGaP / RAS, which is researcher-focused and does not currently serve commercial use, can opt out of issuing or verifying BuilderStatus without breaking compatibility. Sage Bionetworks (planned Synapse broker) has a tiered Access Requirement model that is conceptually aligned; the OCI Platform team has reached out to Sage colleagues to discuss co-sponsorship and mutual relying-party trust.</w:t>
+        <w:t>EGA already conforms to the GA4GH Passport standard and would in principle add BuilderStatus to its verification list as a minimal additive change, if the Visa Type is standardised and an issuer participates. NIH dbGaP / RAS, which is researcher-focused and does not currently serve commercial use, can opt out of issuing or verifying BuilderStatus without breaking compatibility. Sage Bionetworks (planned Synapse broker) has a tiered Access Requirement model that is conceptually aligned; the OCI Platform team has reached out to Sage colleagues for their perspective on the AI-builder access pattern.</w:t>
+      </w:r>
+    </w:p>
+    <w:p/>
+    <w:p>
+      <w:r>
+        <w:t>None of these platforms currently issues BuilderStatus-shaped credentials. The Visa Type, if standardised, defines a slot; identifying real issuers is the discussion this contribution invites.</w:t>
       </w:r>
     </w:p>
     <w:p/>
@@ -538,19 +550,25 @@
         <w:pStyle w:val="Heading1"/>
       </w:pPr>
       <w:r>
-        <w:t>5   Dual-track implementation sequencing</w:t>
+        <w:t>5   Implementation track and standardisation track</w:t>
       </w:r>
     </w:p>
     <w:p/>
     <w:p>
       <w:r>
-        <w:t>Custom Visa Types are explicitly supported by the GA4GH Passport spec. The OCI Platform implements BuilderStatus immediately under a platform-controlled URI, and submits the extension to GA4GH WG-Data DURI in parallel. If standardised, the URI is migrated to the standard one — a configuration change, not a redesign. If not standardised, the custom URI remains; peer platforms opt in to honour OCI-issued BuilderStatus Visas via their trust-list configuration.</w:t>
+        <w:t>The GA4GH Passport spec explicitly allows custom Visa Types. The OCI Platform may therefore implement BuilderStatus under a platform-controlled URI for its own access flow, regardless of whether the Visa Type is standardised. If standardised at GA4GH, the URI migrates to the standard one — a configuration change, not a redesign. If not standardised, the custom URI remains; peer platforms opt in to honour OCI-issued attestations only if they choose to.</w:t>
       </w:r>
     </w:p>
     <w:p/>
     <w:p>
       <w:r>
-        <w:t>The implementation URI (custom) is https://oci.ai4h.net/passport/v1/visa/builder-status. Schema documentation will live at docs/standards/oci-passport-extensions.md in the OCI Platform repository, suitable for peer platforms to read when deciding whether to honour our Visas.</w:t>
+        <w:t>The proposed implementation URI (custom, OCI-issued only) is https://oci.ai4h.net/passport/v1/visa/builder-status. Schema documentation will live at docs/standards/oci-passport-extensions.md in the OCI Platform repository.</w:t>
+      </w:r>
+    </w:p>
+    <w:p/>
+    <w:p>
+      <w:r>
+        <w:t>The standardisation track may proceed via GA4GH WG-Data DURI or the GA4GH AI Work Stream (launched April 2026); the venue choice is one of the open questions WG-Data is invited to weigh in on. The AI Work Stream's framing — "responsible AI for genomics and health, with a focus on AI-ready data access, authorisation, provenance, evaluation, and governance across federated biomedical environments" — sits closer to the AI-builder access pattern this contribution describes; DURI's framing — researcher-identity standardisation — aligns more directly with the existing five Visa Types BuilderStatus would complement. WG-Data's view on which Work Stream is the more receptive home would help the OCI Platform team route the formal submission appropriately.</w:t>
       </w:r>
     </w:p>
     <w:p/>
@@ -565,7 +583,13 @@
     <w:p/>
     <w:p>
       <w:r>
-        <w:t>Should BuilderStatus be a parallel new Visa Type, or an extension of ResearcherStatus with a category discriminant? OCI's position: parallel — different semantics, different lifecycle, different issuers.</w:t>
+        <w:t>Should BuilderStatus be a parallel new Visa Type, or an extension of ResearcherStatus with a category discriminant? The OCI position is parallel — different semantics, different lifecycle, different issuer profile.</w:t>
+      </w:r>
+    </w:p>
+    <w:p/>
+    <w:p>
+      <w:r>
+        <w:t>Are there candidate issuers within GI-AI4H's network who would consider issuing this Visa Type? Identifying real issuers — innovation programmes, national MoH innovation tracks, development-finance grant programmes, or others — is part of the WG-Data discussion, not assumed by this contribution. The OCI Platform team has not yet engaged any candidate.</w:t>
       </w:r>
     </w:p>
     <w:p/>
@@ -577,7 +601,7 @@
     <w:p/>
     <w:p>
       <w:r>
-        <w:t>How does BuilderStatus revocation work? Accreditation can be withdrawn (e.g. funding ended). Standard Visa expiry handles validity dates; accreditation withdrawal needs a faster signal.</w:t>
+        <w:t>How would BuilderStatus revocation work? Accreditation can be withdrawn (e.g. funding ended). Standard Visa expiry handles validity dates; accreditation withdrawal needs a faster signal.</w:t>
       </w:r>
     </w:p>
     <w:p/>
@@ -589,7 +613,7 @@
     <w:p/>
     <w:p>
       <w:r>
-        <w:t>Topic Groups with relevant LMIC AI-builder cohorts (TG-Ophthalmo, TG-Radio, TG-Symptom, others) are invited to indicate co-authorship interest before formal submission to GA4GH.</w:t>
+        <w:t>Are there Topic Groups with relevant LMIC AI-builder cohorts (TG-Ophthalmo, TG-Radio, TG-Symptom, others) that would be interested in co-authoring a formal GA4GH submission?</w:t>
       </w:r>
     </w:p>
     <w:p/>
@@ -610,19 +634,19 @@
     <w:p/>
     <w:p>
       <w:r>
-        <w:t>Indicate which Topic Groups would co-author the formal GA4GH submission. The OCI Platform team will draft and steward the submission; co-author Topic Groups would review and endorse.</w:t>
+        <w:t>Surface any candidate issuers within GI-AI4H's network — innovation programmes, national MoH tracks, development-finance grants, or others — that the OCI Platform team has not engaged yet but should consider.</w:t>
       </w:r>
     </w:p>
     <w:p/>
     <w:p>
       <w:r>
-        <w:t>Surface any legal, ethical, or compliance considerations that the OCI position has not addressed.</w:t>
+        <w:t>Surface any legal, ethical, or compliance considerations the OCI position has not addressed.</w:t>
       </w:r>
     </w:p>
     <w:p/>
     <w:p>
       <w:r>
-        <w:t>Authorise OCI Platform to submit the proposal to GA4GH WG-Data DURI on behalf of GI-AI4H once internal alignment is reached.</w:t>
+        <w:t>If the design holds up internally and at least one candidate issuer expresses interest, authorise OCI Platform to submit the proposal to GA4GH at the appropriate Work Stream — DURI or AI Work Stream, whichever WG-Data judges the better venue — for standardisation discussion. Standardisation does not commit any party to issue or honour the Visa Type; it just creates the option.</w:t>
       </w:r>
     </w:p>
     <w:p/>
@@ -643,7 +667,43 @@
     <w:p/>
     <w:p>
       <w:r>
-        <w:t>GA4GH Data Use Ontology — https://www.ga4gh.org/product/data-use-ontology-duo/</w:t>
+        <w:t>GA4GH Data Use Ontology (DUO) — https://www.ga4gh.org/product/data-use-ontology-duo/</w:t>
+      </w:r>
+    </w:p>
+    <w:p/>
+    <w:p>
+      <w:r>
+        <w:t>GA4GH AI Work Stream (launched April 2026) — https://www.ga4gh.org/</w:t>
+      </w:r>
+    </w:p>
+    <w:p/>
+    <w:p>
+      <w:r>
+        <w:t>MLCommons Croissant 1.1 — https://mlcommons.org/2026/02/croissant-1-1-standard/</w:t>
+      </w:r>
+    </w:p>
+    <w:p/>
+    <w:p>
+      <w:r>
+        <w:t>MLCommons Croissant Responsible AI (RAI) extension — https://mlcommons.org/</w:t>
+      </w:r>
+    </w:p>
+    <w:p/>
+    <w:p>
+      <w:r>
+        <w:t>BIOCroissant — Croissant biomedical extension under development by GI-AI4H WG-Data; OCI Platform is the reference implementation.</w:t>
+      </w:r>
+    </w:p>
+    <w:p/>
+    <w:p>
+      <w:r>
+        <w:t>CHAI Model Cards — Coalition for Health AI — https://www.chai.org/</w:t>
+      </w:r>
+    </w:p>
+    <w:p/>
+    <w:p>
+      <w:r>
+        <w:t>HL7 FHIR — https://hl7.org/fhir/</w:t>
       </w:r>
     </w:p>
     <w:p/>
@@ -655,7 +715,7 @@
     <w:p/>
     <w:p>
       <w:r>
-        <w:t>Synapse User Tiers — https://help.synapse.org/docs/User-Account-Tiers.2007072795.html</w:t>
+        <w:t>Synapse User Tiers — Sage Bionetworks — https://help.synapse.org/docs/User-Account-Tiers.2007072795.html</w:t>
       </w:r>
     </w:p>
     <w:p/>
